--- a/generated_logsheets/3HE_4E.2_3PET2_0EST.docx
+++ b/generated_logsheets/3HE_4E.2_3PET2_0EST.docx
@@ -42,8 +42,8 @@
       <w:tblGrid>
         <w:gridCol w:w="90"/>
         <w:gridCol w:w="630"/>
-        <w:gridCol w:w="1440"/>
-        <w:gridCol w:w="3207"/>
+        <w:gridCol w:w="1530"/>
+        <w:gridCol w:w="3117"/>
         <w:gridCol w:w="927"/>
         <w:gridCol w:w="1176"/>
         <w:gridCol w:w="495"/>
@@ -455,7 +455,7 @@
         </w:tc>
         <w:tc>
           <w:tcPr>
-            <w:tcW w:w="1440" w:type="dxa"/>
+            <w:tcW w:w="1530" w:type="dxa"/>
             <w:vMerge w:val="restart"/>
             <w:tcBorders>
               <w:right w:val="single" w:sz="4" w:space="0" w:color="auto"/>
@@ -485,7 +485,7 @@
         </w:tc>
         <w:tc>
           <w:tcPr>
-            <w:tcW w:w="4134" w:type="dxa"/>
+            <w:tcW w:w="4044" w:type="dxa"/>
             <w:gridSpan w:val="2"/>
             <w:vMerge w:val="restart"/>
             <w:tcBorders>
@@ -802,7 +802,7 @@
         </w:tc>
         <w:tc>
           <w:tcPr>
-            <w:tcW w:w="1440" w:type="dxa"/>
+            <w:tcW w:w="1530" w:type="dxa"/>
             <w:vMerge/>
             <w:tcBorders>
               <w:right w:val="single" w:sz="4" w:space="0" w:color="auto"/>
@@ -823,7 +823,7 @@
         </w:tc>
         <w:tc>
           <w:tcPr>
-            <w:tcW w:w="4134" w:type="dxa"/>
+            <w:tcW w:w="4044" w:type="dxa"/>
             <w:gridSpan w:val="2"/>
             <w:vMerge/>
             <w:tcBorders>
@@ -1096,7 +1096,7 @@
         </w:tc>
         <w:tc>
           <w:tcPr>
-            <w:tcW w:w="1440" w:type="dxa"/>
+            <w:tcW w:w="1530" w:type="dxa"/>
             <w:tcBorders>
               <w:right w:val="single" w:sz="4" w:space="0" w:color="auto"/>
             </w:tcBorders>
@@ -1116,7 +1116,7 @@
         </w:tc>
         <w:tc>
           <w:tcPr>
-            <w:tcW w:w="4134" w:type="dxa"/>
+            <w:tcW w:w="4044" w:type="dxa"/>
             <w:gridSpan w:val="2"/>
             <w:tcBorders>
               <w:left w:val="single" w:sz="4" w:space="0" w:color="auto"/>
@@ -1333,7 +1333,7 @@
         </w:tc>
         <w:tc>
           <w:tcPr>
-            <w:tcW w:w="1440" w:type="dxa"/>
+            <w:tcW w:w="1530" w:type="dxa"/>
             <w:tcBorders>
               <w:bottom w:val="single" w:sz="4" w:space="0" w:color="auto"/>
               <w:right w:val="single" w:sz="4" w:space="0" w:color="auto"/>
@@ -1354,7 +1354,7 @@
         </w:tc>
         <w:tc>
           <w:tcPr>
-            <w:tcW w:w="4134" w:type="dxa"/>
+            <w:tcW w:w="4044" w:type="dxa"/>
             <w:gridSpan w:val="2"/>
             <w:tcBorders>
               <w:left w:val="single" w:sz="4" w:space="0" w:color="auto"/>
@@ -1588,7 +1588,7 @@
         </w:tc>
         <w:tc>
           <w:tcPr>
-            <w:tcW w:w="1440" w:type="dxa"/>
+            <w:tcW w:w="1530" w:type="dxa"/>
             <w:tcBorders>
               <w:top w:val="single" w:sz="4" w:space="0" w:color="auto"/>
               <w:left w:val="single" w:sz="4" w:space="0" w:color="auto"/>
@@ -1611,7 +1611,7 @@
         </w:tc>
         <w:tc>
           <w:tcPr>
-            <w:tcW w:w="4134" w:type="dxa"/>
+            <w:tcW w:w="4044" w:type="dxa"/>
             <w:gridSpan w:val="2"/>
             <w:tcBorders>
               <w:top w:val="single" w:sz="4" w:space="0" w:color="auto"/>
@@ -1859,16 +1859,16 @@
       </w:tblPr>
       <w:tblGrid>
         <w:gridCol w:w="738"/>
-        <w:gridCol w:w="1440"/>
-        <w:gridCol w:w="4140"/>
+        <w:gridCol w:w="1507"/>
+        <w:gridCol w:w="4073"/>
         <w:gridCol w:w="1170"/>
         <w:gridCol w:w="1147"/>
         <w:gridCol w:w="923"/>
         <w:gridCol w:w="967"/>
         <w:gridCol w:w="1103"/>
-        <w:gridCol w:w="1057"/>
-        <w:gridCol w:w="1080"/>
+        <w:gridCol w:w="967"/>
         <w:gridCol w:w="990"/>
+        <w:gridCol w:w="1170"/>
         <w:gridCol w:w="1373"/>
       </w:tblGrid>
       <w:tr>
@@ -1906,7 +1906,7 @@
         </w:tc>
         <w:tc>
           <w:tcPr>
-            <w:tcW w:w="1440" w:type="dxa"/>
+            <w:tcW w:w="1507" w:type="dxa"/>
             <w:vMerge w:val="restart"/>
             <w:tcBorders>
               <w:right w:val="single" w:sz="4" w:space="0" w:color="auto"/>
@@ -1936,7 +1936,7 @@
         </w:tc>
         <w:tc>
           <w:tcPr>
-            <w:tcW w:w="4140" w:type="dxa"/>
+            <w:tcW w:w="4073" w:type="dxa"/>
             <w:vMerge w:val="restart"/>
             <w:tcBorders>
               <w:left w:val="single" w:sz="4" w:space="0" w:color="auto"/>
@@ -2057,7 +2057,7 @@
         </w:tc>
         <w:tc>
           <w:tcPr>
-            <w:tcW w:w="1057" w:type="dxa"/>
+            <w:tcW w:w="967" w:type="dxa"/>
             <w:vMerge w:val="restart"/>
             <w:vAlign w:val="center"/>
           </w:tcPr>
@@ -2104,7 +2104,7 @@
         </w:tc>
         <w:tc>
           <w:tcPr>
-            <w:tcW w:w="1080" w:type="dxa"/>
+            <w:tcW w:w="990" w:type="dxa"/>
             <w:vMerge w:val="restart"/>
             <w:vAlign w:val="center"/>
           </w:tcPr>
@@ -2151,7 +2151,7 @@
         </w:tc>
         <w:tc>
           <w:tcPr>
-            <w:tcW w:w="990" w:type="dxa"/>
+            <w:tcW w:w="1170" w:type="dxa"/>
             <w:vMerge w:val="restart"/>
             <w:vAlign w:val="center"/>
           </w:tcPr>
@@ -2225,7 +2225,7 @@
         </w:tc>
         <w:tc>
           <w:tcPr>
-            <w:tcW w:w="1440" w:type="dxa"/>
+            <w:tcW w:w="1507" w:type="dxa"/>
             <w:vMerge/>
             <w:tcBorders>
               <w:right w:val="single" w:sz="4" w:space="0" w:color="auto"/>
@@ -2246,7 +2246,7 @@
         </w:tc>
         <w:tc>
           <w:tcPr>
-            <w:tcW w:w="4140" w:type="dxa"/>
+            <w:tcW w:w="4073" w:type="dxa"/>
             <w:vMerge/>
             <w:tcBorders>
               <w:left w:val="single" w:sz="4" w:space="0" w:color="auto"/>
@@ -2415,7 +2415,7 @@
         </w:tc>
         <w:tc>
           <w:tcPr>
-            <w:tcW w:w="1057" w:type="dxa"/>
+            <w:tcW w:w="967" w:type="dxa"/>
             <w:vMerge/>
             <w:vAlign w:val="center"/>
           </w:tcPr>
@@ -2433,7 +2433,7 @@
         </w:tc>
         <w:tc>
           <w:tcPr>
-            <w:tcW w:w="1080" w:type="dxa"/>
+            <w:tcW w:w="990" w:type="dxa"/>
             <w:vMerge/>
             <w:vAlign w:val="center"/>
           </w:tcPr>
@@ -2451,7 +2451,7 @@
         </w:tc>
         <w:tc>
           <w:tcPr>
-            <w:tcW w:w="990" w:type="dxa"/>
+            <w:tcW w:w="1170" w:type="dxa"/>
             <w:vMerge/>
             <w:vAlign w:val="center"/>
           </w:tcPr>
@@ -2513,7 +2513,7 @@
         </w:tc>
         <w:tc>
           <w:tcPr>
-            <w:tcW w:w="1440" w:type="dxa"/>
+            <w:tcW w:w="1507" w:type="dxa"/>
             <w:tcBorders>
               <w:right w:val="single" w:sz="4" w:space="0" w:color="auto"/>
             </w:tcBorders>
@@ -2533,7 +2533,7 @@
         </w:tc>
         <w:tc>
           <w:tcPr>
-            <w:tcW w:w="4140" w:type="dxa"/>
+            <w:tcW w:w="4073" w:type="dxa"/>
             <w:tcBorders>
               <w:left w:val="single" w:sz="4" w:space="0" w:color="auto"/>
             </w:tcBorders>
@@ -2642,23 +2642,7 @@
         </w:tc>
         <w:tc>
           <w:tcPr>
-            <w:tcW w:w="1057" w:type="dxa"/>
-          </w:tcPr>
-          <w:p>
-            <w:pPr>
-              <w:jc w:val="center"/>
-              <w:rPr>
-                <w:rFonts w:ascii="SutonnyMJ" w:hAnsi="SutonnyMJ" w:cs="SutonnyMJ"/>
-                <w:b/>
-                <w:sz w:val="32"/>
-                <w:szCs w:val="32"/>
-              </w:rPr>
-            </w:pPr>
-          </w:p>
-        </w:tc>
-        <w:tc>
-          <w:tcPr>
-            <w:tcW w:w="1080" w:type="dxa"/>
+            <w:tcW w:w="967" w:type="dxa"/>
           </w:tcPr>
           <w:p>
             <w:pPr>
@@ -2686,6 +2670,31 @@
                 <w:szCs w:val="32"/>
               </w:rPr>
             </w:pPr>
+          </w:p>
+        </w:tc>
+        <w:tc>
+          <w:tcPr>
+            <w:tcW w:w="1170" w:type="dxa"/>
+          </w:tcPr>
+          <w:p>
+            <w:pPr>
+              <w:jc w:val="center"/>
+              <w:rPr>
+                <w:rFonts w:ascii="SutonnyMJ" w:hAnsi="SutonnyMJ" w:cs="SutonnyMJ"/>
+                <w:b/>
+                <w:sz w:val="32"/>
+                <w:szCs w:val="32"/>
+              </w:rPr>
+            </w:pPr>
+            <w:r>
+              <w:rPr>
+                <w:rFonts w:ascii="SutonnyMJ" w:hAnsi="SutonnyMJ" w:cs="SutonnyMJ"/>
+                <w:b/>
+                <w:sz w:val="32"/>
+                <w:szCs w:val="32"/>
+              </w:rPr>
+              <w:t>2,167/-</w:t>
+            </w:r>
           </w:p>
         </w:tc>
         <w:tc>
@@ -2732,7 +2741,7 @@
         </w:tc>
         <w:tc>
           <w:tcPr>
-            <w:tcW w:w="1440" w:type="dxa"/>
+            <w:tcW w:w="1507" w:type="dxa"/>
             <w:tcBorders>
               <w:right w:val="single" w:sz="4" w:space="0" w:color="auto"/>
             </w:tcBorders>
@@ -2752,7 +2761,7 @@
         </w:tc>
         <w:tc>
           <w:tcPr>
-            <w:tcW w:w="4140" w:type="dxa"/>
+            <w:tcW w:w="4073" w:type="dxa"/>
             <w:tcBorders>
               <w:left w:val="single" w:sz="4" w:space="0" w:color="auto"/>
             </w:tcBorders>
@@ -2851,23 +2860,7 @@
         </w:tc>
         <w:tc>
           <w:tcPr>
-            <w:tcW w:w="1057" w:type="dxa"/>
-          </w:tcPr>
-          <w:p>
-            <w:pPr>
-              <w:jc w:val="center"/>
-              <w:rPr>
-                <w:rFonts w:ascii="SutonnyMJ" w:hAnsi="SutonnyMJ" w:cs="SutonnyMJ"/>
-                <w:b/>
-                <w:sz w:val="32"/>
-                <w:szCs w:val="32"/>
-              </w:rPr>
-            </w:pPr>
-          </w:p>
-        </w:tc>
-        <w:tc>
-          <w:tcPr>
-            <w:tcW w:w="1080" w:type="dxa"/>
+            <w:tcW w:w="967" w:type="dxa"/>
           </w:tcPr>
           <w:p>
             <w:pPr>
@@ -2884,6 +2877,22 @@
         <w:tc>
           <w:tcPr>
             <w:tcW w:w="990" w:type="dxa"/>
+          </w:tcPr>
+          <w:p>
+            <w:pPr>
+              <w:jc w:val="center"/>
+              <w:rPr>
+                <w:rFonts w:ascii="SutonnyMJ" w:hAnsi="SutonnyMJ" w:cs="SutonnyMJ"/>
+                <w:b/>
+                <w:sz w:val="32"/>
+                <w:szCs w:val="32"/>
+              </w:rPr>
+            </w:pPr>
+          </w:p>
+        </w:tc>
+        <w:tc>
+          <w:tcPr>
+            <w:tcW w:w="1170" w:type="dxa"/>
           </w:tcPr>
           <w:p>
             <w:pPr>
@@ -2938,7 +2947,7 @@
         </w:tc>
         <w:tc>
           <w:tcPr>
-            <w:tcW w:w="1440" w:type="dxa"/>
+            <w:tcW w:w="1507" w:type="dxa"/>
             <w:tcBorders>
               <w:right w:val="single" w:sz="4" w:space="0" w:color="auto"/>
             </w:tcBorders>
@@ -2958,7 +2967,7 @@
         </w:tc>
         <w:tc>
           <w:tcPr>
-            <w:tcW w:w="4140" w:type="dxa"/>
+            <w:tcW w:w="4073" w:type="dxa"/>
             <w:tcBorders>
               <w:left w:val="single" w:sz="4" w:space="0" w:color="auto"/>
             </w:tcBorders>
@@ -3057,23 +3066,7 @@
         </w:tc>
         <w:tc>
           <w:tcPr>
-            <w:tcW w:w="1057" w:type="dxa"/>
-          </w:tcPr>
-          <w:p>
-            <w:pPr>
-              <w:jc w:val="center"/>
-              <w:rPr>
-                <w:rFonts w:ascii="SutonnyMJ" w:hAnsi="SutonnyMJ" w:cs="SutonnyMJ"/>
-                <w:b/>
-                <w:sz w:val="32"/>
-                <w:szCs w:val="32"/>
-              </w:rPr>
-            </w:pPr>
-          </w:p>
-        </w:tc>
-        <w:tc>
-          <w:tcPr>
-            <w:tcW w:w="1080" w:type="dxa"/>
+            <w:tcW w:w="967" w:type="dxa"/>
           </w:tcPr>
           <w:p>
             <w:pPr>
@@ -3090,6 +3083,22 @@
         <w:tc>
           <w:tcPr>
             <w:tcW w:w="990" w:type="dxa"/>
+          </w:tcPr>
+          <w:p>
+            <w:pPr>
+              <w:jc w:val="center"/>
+              <w:rPr>
+                <w:rFonts w:ascii="SutonnyMJ" w:hAnsi="SutonnyMJ" w:cs="SutonnyMJ"/>
+                <w:b/>
+                <w:sz w:val="32"/>
+                <w:szCs w:val="32"/>
+              </w:rPr>
+            </w:pPr>
+          </w:p>
+        </w:tc>
+        <w:tc>
+          <w:tcPr>
+            <w:tcW w:w="1170" w:type="dxa"/>
           </w:tcPr>
           <w:p>
             <w:pPr>
@@ -3144,7 +3153,7 @@
         </w:tc>
         <w:tc>
           <w:tcPr>
-            <w:tcW w:w="1440" w:type="dxa"/>
+            <w:tcW w:w="1507" w:type="dxa"/>
             <w:tcBorders>
               <w:right w:val="single" w:sz="4" w:space="0" w:color="auto"/>
             </w:tcBorders>
@@ -3164,7 +3173,7 @@
         </w:tc>
         <w:tc>
           <w:tcPr>
-            <w:tcW w:w="4140" w:type="dxa"/>
+            <w:tcW w:w="4073" w:type="dxa"/>
             <w:tcBorders>
               <w:left w:val="single" w:sz="4" w:space="0" w:color="auto"/>
             </w:tcBorders>
@@ -3263,23 +3272,7 @@
         </w:tc>
         <w:tc>
           <w:tcPr>
-            <w:tcW w:w="1057" w:type="dxa"/>
-          </w:tcPr>
-          <w:p>
-            <w:pPr>
-              <w:jc w:val="center"/>
-              <w:rPr>
-                <w:rFonts w:ascii="SutonnyMJ" w:hAnsi="SutonnyMJ" w:cs="SutonnyMJ"/>
-                <w:b/>
-                <w:sz w:val="32"/>
-                <w:szCs w:val="32"/>
-              </w:rPr>
-            </w:pPr>
-          </w:p>
-        </w:tc>
-        <w:tc>
-          <w:tcPr>
-            <w:tcW w:w="1080" w:type="dxa"/>
+            <w:tcW w:w="967" w:type="dxa"/>
           </w:tcPr>
           <w:p>
             <w:pPr>
@@ -3296,6 +3289,22 @@
         <w:tc>
           <w:tcPr>
             <w:tcW w:w="990" w:type="dxa"/>
+          </w:tcPr>
+          <w:p>
+            <w:pPr>
+              <w:jc w:val="center"/>
+              <w:rPr>
+                <w:rFonts w:ascii="SutonnyMJ" w:hAnsi="SutonnyMJ" w:cs="SutonnyMJ"/>
+                <w:b/>
+                <w:sz w:val="32"/>
+                <w:szCs w:val="32"/>
+              </w:rPr>
+            </w:pPr>
+          </w:p>
+        </w:tc>
+        <w:tc>
+          <w:tcPr>
+            <w:tcW w:w="1170" w:type="dxa"/>
           </w:tcPr>
           <w:p>
             <w:pPr>
@@ -3349,16 +3358,16 @@
       </w:tblPr>
       <w:tblGrid>
         <w:gridCol w:w="738"/>
-        <w:gridCol w:w="1440"/>
-        <w:gridCol w:w="4140"/>
+        <w:gridCol w:w="1507"/>
+        <w:gridCol w:w="4073"/>
         <w:gridCol w:w="1170"/>
         <w:gridCol w:w="1147"/>
         <w:gridCol w:w="923"/>
         <w:gridCol w:w="967"/>
         <w:gridCol w:w="1103"/>
-        <w:gridCol w:w="1057"/>
-        <w:gridCol w:w="1080"/>
+        <w:gridCol w:w="967"/>
         <w:gridCol w:w="990"/>
+        <w:gridCol w:w="1170"/>
         <w:gridCol w:w="1373"/>
       </w:tblGrid>
       <w:tr>
@@ -3396,7 +3405,7 @@
         </w:tc>
         <w:tc>
           <w:tcPr>
-            <w:tcW w:w="1440" w:type="dxa"/>
+            <w:tcW w:w="1507" w:type="dxa"/>
             <w:vMerge w:val="restart"/>
             <w:tcBorders>
               <w:right w:val="single" w:sz="4" w:space="0" w:color="auto"/>
@@ -3426,7 +3435,7 @@
         </w:tc>
         <w:tc>
           <w:tcPr>
-            <w:tcW w:w="4140" w:type="dxa"/>
+            <w:tcW w:w="4073" w:type="dxa"/>
             <w:vMerge w:val="restart"/>
             <w:tcBorders>
               <w:left w:val="single" w:sz="4" w:space="0" w:color="auto"/>
@@ -3547,7 +3556,7 @@
         </w:tc>
         <w:tc>
           <w:tcPr>
-            <w:tcW w:w="1057" w:type="dxa"/>
+            <w:tcW w:w="967" w:type="dxa"/>
             <w:vMerge w:val="restart"/>
             <w:vAlign w:val="center"/>
           </w:tcPr>
@@ -3594,7 +3603,7 @@
         </w:tc>
         <w:tc>
           <w:tcPr>
-            <w:tcW w:w="1080" w:type="dxa"/>
+            <w:tcW w:w="990" w:type="dxa"/>
             <w:vMerge w:val="restart"/>
             <w:vAlign w:val="center"/>
           </w:tcPr>
@@ -3641,7 +3650,7 @@
         </w:tc>
         <w:tc>
           <w:tcPr>
-            <w:tcW w:w="990" w:type="dxa"/>
+            <w:tcW w:w="1170" w:type="dxa"/>
             <w:vMerge w:val="restart"/>
             <w:vAlign w:val="center"/>
           </w:tcPr>
@@ -3715,7 +3724,7 @@
         </w:tc>
         <w:tc>
           <w:tcPr>
-            <w:tcW w:w="1440" w:type="dxa"/>
+            <w:tcW w:w="1507" w:type="dxa"/>
             <w:vMerge/>
             <w:tcBorders>
               <w:right w:val="single" w:sz="4" w:space="0" w:color="auto"/>
@@ -3736,7 +3745,7 @@
         </w:tc>
         <w:tc>
           <w:tcPr>
-            <w:tcW w:w="4140" w:type="dxa"/>
+            <w:tcW w:w="4073" w:type="dxa"/>
             <w:vMerge/>
             <w:tcBorders>
               <w:left w:val="single" w:sz="4" w:space="0" w:color="auto"/>
@@ -3905,7 +3914,7 @@
         </w:tc>
         <w:tc>
           <w:tcPr>
-            <w:tcW w:w="1057" w:type="dxa"/>
+            <w:tcW w:w="967" w:type="dxa"/>
             <w:vMerge/>
             <w:vAlign w:val="center"/>
           </w:tcPr>
@@ -3923,7 +3932,7 @@
         </w:tc>
         <w:tc>
           <w:tcPr>
-            <w:tcW w:w="1080" w:type="dxa"/>
+            <w:tcW w:w="990" w:type="dxa"/>
             <w:vMerge/>
             <w:vAlign w:val="center"/>
           </w:tcPr>
@@ -3941,7 +3950,7 @@
         </w:tc>
         <w:tc>
           <w:tcPr>
-            <w:tcW w:w="990" w:type="dxa"/>
+            <w:tcW w:w="1170" w:type="dxa"/>
             <w:vMerge/>
             <w:vAlign w:val="center"/>
           </w:tcPr>
@@ -4003,7 +4012,7 @@
         </w:tc>
         <w:tc>
           <w:tcPr>
-            <w:tcW w:w="1440" w:type="dxa"/>
+            <w:tcW w:w="1507" w:type="dxa"/>
             <w:tcBorders>
               <w:right w:val="single" w:sz="4" w:space="0" w:color="auto"/>
             </w:tcBorders>
@@ -4023,7 +4032,7 @@
         </w:tc>
         <w:tc>
           <w:tcPr>
-            <w:tcW w:w="4140" w:type="dxa"/>
+            <w:tcW w:w="4073" w:type="dxa"/>
             <w:tcBorders>
               <w:left w:val="single" w:sz="4" w:space="0" w:color="auto"/>
             </w:tcBorders>
@@ -4132,23 +4141,7 @@
         </w:tc>
         <w:tc>
           <w:tcPr>
-            <w:tcW w:w="1057" w:type="dxa"/>
-          </w:tcPr>
-          <w:p>
-            <w:pPr>
-              <w:jc w:val="center"/>
-              <w:rPr>
-                <w:rFonts w:ascii="SutonnyMJ" w:hAnsi="SutonnyMJ" w:cs="SutonnyMJ"/>
-                <w:b/>
-                <w:sz w:val="32"/>
-                <w:szCs w:val="32"/>
-              </w:rPr>
-            </w:pPr>
-          </w:p>
-        </w:tc>
-        <w:tc>
-          <w:tcPr>
-            <w:tcW w:w="1080" w:type="dxa"/>
+            <w:tcW w:w="967" w:type="dxa"/>
           </w:tcPr>
           <w:p>
             <w:pPr>
@@ -4176,6 +4169,31 @@
                 <w:szCs w:val="32"/>
               </w:rPr>
             </w:pPr>
+          </w:p>
+        </w:tc>
+        <w:tc>
+          <w:tcPr>
+            <w:tcW w:w="1170" w:type="dxa"/>
+          </w:tcPr>
+          <w:p>
+            <w:pPr>
+              <w:jc w:val="center"/>
+              <w:rPr>
+                <w:rFonts w:ascii="SutonnyMJ" w:hAnsi="SutonnyMJ" w:cs="SutonnyMJ"/>
+                <w:b/>
+                <w:sz w:val="32"/>
+                <w:szCs w:val="32"/>
+              </w:rPr>
+            </w:pPr>
+            <w:r>
+              <w:rPr>
+                <w:rFonts w:ascii="SutonnyMJ" w:hAnsi="SutonnyMJ" w:cs="SutonnyMJ"/>
+                <w:b/>
+                <w:sz w:val="32"/>
+                <w:szCs w:val="32"/>
+              </w:rPr>
+              <w:t>2,167/-</w:t>
+            </w:r>
           </w:p>
         </w:tc>
         <w:tc>
@@ -4222,7 +4240,7 @@
         </w:tc>
         <w:tc>
           <w:tcPr>
-            <w:tcW w:w="1440" w:type="dxa"/>
+            <w:tcW w:w="1507" w:type="dxa"/>
             <w:tcBorders>
               <w:right w:val="single" w:sz="4" w:space="0" w:color="auto"/>
             </w:tcBorders>
@@ -4242,7 +4260,7 @@
         </w:tc>
         <w:tc>
           <w:tcPr>
-            <w:tcW w:w="4140" w:type="dxa"/>
+            <w:tcW w:w="4073" w:type="dxa"/>
             <w:tcBorders>
               <w:left w:val="single" w:sz="4" w:space="0" w:color="auto"/>
             </w:tcBorders>
@@ -4341,23 +4359,7 @@
         </w:tc>
         <w:tc>
           <w:tcPr>
-            <w:tcW w:w="1057" w:type="dxa"/>
-          </w:tcPr>
-          <w:p>
-            <w:pPr>
-              <w:jc w:val="center"/>
-              <w:rPr>
-                <w:rFonts w:ascii="SutonnyMJ" w:hAnsi="SutonnyMJ" w:cs="SutonnyMJ"/>
-                <w:b/>
-                <w:sz w:val="32"/>
-                <w:szCs w:val="32"/>
-              </w:rPr>
-            </w:pPr>
-          </w:p>
-        </w:tc>
-        <w:tc>
-          <w:tcPr>
-            <w:tcW w:w="1080" w:type="dxa"/>
+            <w:tcW w:w="967" w:type="dxa"/>
           </w:tcPr>
           <w:p>
             <w:pPr>
@@ -4374,6 +4376,22 @@
         <w:tc>
           <w:tcPr>
             <w:tcW w:w="990" w:type="dxa"/>
+          </w:tcPr>
+          <w:p>
+            <w:pPr>
+              <w:jc w:val="center"/>
+              <w:rPr>
+                <w:rFonts w:ascii="SutonnyMJ" w:hAnsi="SutonnyMJ" w:cs="SutonnyMJ"/>
+                <w:b/>
+                <w:sz w:val="32"/>
+                <w:szCs w:val="32"/>
+              </w:rPr>
+            </w:pPr>
+          </w:p>
+        </w:tc>
+        <w:tc>
+          <w:tcPr>
+            <w:tcW w:w="1170" w:type="dxa"/>
           </w:tcPr>
           <w:p>
             <w:pPr>
@@ -4428,7 +4446,7 @@
         </w:tc>
         <w:tc>
           <w:tcPr>
-            <w:tcW w:w="1440" w:type="dxa"/>
+            <w:tcW w:w="1507" w:type="dxa"/>
             <w:tcBorders>
               <w:right w:val="single" w:sz="4" w:space="0" w:color="auto"/>
             </w:tcBorders>
@@ -4448,7 +4466,7 @@
         </w:tc>
         <w:tc>
           <w:tcPr>
-            <w:tcW w:w="4140" w:type="dxa"/>
+            <w:tcW w:w="4073" w:type="dxa"/>
             <w:tcBorders>
               <w:left w:val="single" w:sz="4" w:space="0" w:color="auto"/>
             </w:tcBorders>
@@ -4547,23 +4565,7 @@
         </w:tc>
         <w:tc>
           <w:tcPr>
-            <w:tcW w:w="1057" w:type="dxa"/>
-          </w:tcPr>
-          <w:p>
-            <w:pPr>
-              <w:jc w:val="center"/>
-              <w:rPr>
-                <w:rFonts w:ascii="SutonnyMJ" w:hAnsi="SutonnyMJ" w:cs="SutonnyMJ"/>
-                <w:b/>
-                <w:sz w:val="32"/>
-                <w:szCs w:val="32"/>
-              </w:rPr>
-            </w:pPr>
-          </w:p>
-        </w:tc>
-        <w:tc>
-          <w:tcPr>
-            <w:tcW w:w="1080" w:type="dxa"/>
+            <w:tcW w:w="967" w:type="dxa"/>
           </w:tcPr>
           <w:p>
             <w:pPr>
@@ -4580,6 +4582,22 @@
         <w:tc>
           <w:tcPr>
             <w:tcW w:w="990" w:type="dxa"/>
+          </w:tcPr>
+          <w:p>
+            <w:pPr>
+              <w:jc w:val="center"/>
+              <w:rPr>
+                <w:rFonts w:ascii="SutonnyMJ" w:hAnsi="SutonnyMJ" w:cs="SutonnyMJ"/>
+                <w:b/>
+                <w:sz w:val="32"/>
+                <w:szCs w:val="32"/>
+              </w:rPr>
+            </w:pPr>
+          </w:p>
+        </w:tc>
+        <w:tc>
+          <w:tcPr>
+            <w:tcW w:w="1170" w:type="dxa"/>
           </w:tcPr>
           <w:p>
             <w:pPr>
@@ -4634,7 +4652,7 @@
         </w:tc>
         <w:tc>
           <w:tcPr>
-            <w:tcW w:w="1440" w:type="dxa"/>
+            <w:tcW w:w="1507" w:type="dxa"/>
             <w:tcBorders>
               <w:right w:val="single" w:sz="4" w:space="0" w:color="auto"/>
             </w:tcBorders>
@@ -4654,7 +4672,7 @@
         </w:tc>
         <w:tc>
           <w:tcPr>
-            <w:tcW w:w="4140" w:type="dxa"/>
+            <w:tcW w:w="4073" w:type="dxa"/>
             <w:tcBorders>
               <w:left w:val="single" w:sz="4" w:space="0" w:color="auto"/>
             </w:tcBorders>
@@ -4753,23 +4771,7 @@
         </w:tc>
         <w:tc>
           <w:tcPr>
-            <w:tcW w:w="1057" w:type="dxa"/>
-          </w:tcPr>
-          <w:p>
-            <w:pPr>
-              <w:jc w:val="center"/>
-              <w:rPr>
-                <w:rFonts w:ascii="SutonnyMJ" w:hAnsi="SutonnyMJ" w:cs="SutonnyMJ"/>
-                <w:b/>
-                <w:sz w:val="32"/>
-                <w:szCs w:val="32"/>
-              </w:rPr>
-            </w:pPr>
-          </w:p>
-        </w:tc>
-        <w:tc>
-          <w:tcPr>
-            <w:tcW w:w="1080" w:type="dxa"/>
+            <w:tcW w:w="967" w:type="dxa"/>
           </w:tcPr>
           <w:p>
             <w:pPr>
@@ -4786,6 +4788,22 @@
         <w:tc>
           <w:tcPr>
             <w:tcW w:w="990" w:type="dxa"/>
+          </w:tcPr>
+          <w:p>
+            <w:pPr>
+              <w:jc w:val="center"/>
+              <w:rPr>
+                <w:rFonts w:ascii="SutonnyMJ" w:hAnsi="SutonnyMJ" w:cs="SutonnyMJ"/>
+                <w:b/>
+                <w:sz w:val="32"/>
+                <w:szCs w:val="32"/>
+              </w:rPr>
+            </w:pPr>
+          </w:p>
+        </w:tc>
+        <w:tc>
+          <w:tcPr>
+            <w:tcW w:w="1170" w:type="dxa"/>
           </w:tcPr>
           <w:p>
             <w:pPr>
@@ -4839,8 +4857,8 @@
       </w:tblPr>
       <w:tblGrid>
         <w:gridCol w:w="738"/>
-        <w:gridCol w:w="1440"/>
-        <w:gridCol w:w="3870"/>
+        <w:gridCol w:w="1507"/>
+        <w:gridCol w:w="3803"/>
         <w:gridCol w:w="1080"/>
         <w:gridCol w:w="1080"/>
         <w:gridCol w:w="990"/>
@@ -4886,7 +4904,7 @@
         </w:tc>
         <w:tc>
           <w:tcPr>
-            <w:tcW w:w="1440" w:type="dxa"/>
+            <w:tcW w:w="1507" w:type="dxa"/>
             <w:vMerge w:val="restart"/>
             <w:tcBorders>
               <w:right w:val="single" w:sz="4" w:space="0" w:color="auto"/>
@@ -4916,7 +4934,7 @@
         </w:tc>
         <w:tc>
           <w:tcPr>
-            <w:tcW w:w="3870" w:type="dxa"/>
+            <w:tcW w:w="3803" w:type="dxa"/>
             <w:vMerge w:val="restart"/>
             <w:tcBorders>
               <w:left w:val="single" w:sz="4" w:space="0" w:color="auto"/>
@@ -5208,7 +5226,7 @@
         </w:tc>
         <w:tc>
           <w:tcPr>
-            <w:tcW w:w="1440" w:type="dxa"/>
+            <w:tcW w:w="1507" w:type="dxa"/>
             <w:vMerge/>
             <w:tcBorders>
               <w:right w:val="single" w:sz="4" w:space="0" w:color="auto"/>
@@ -5229,7 +5247,7 @@
         </w:tc>
         <w:tc>
           <w:tcPr>
-            <w:tcW w:w="3870" w:type="dxa"/>
+            <w:tcW w:w="3803" w:type="dxa"/>
             <w:vMerge/>
             <w:tcBorders>
               <w:left w:val="single" w:sz="4" w:space="0" w:color="auto"/>
@@ -5496,7 +5514,7 @@
         </w:tc>
         <w:tc>
           <w:tcPr>
-            <w:tcW w:w="1440" w:type="dxa"/>
+            <w:tcW w:w="1507" w:type="dxa"/>
             <w:tcBorders>
               <w:right w:val="single" w:sz="4" w:space="0" w:color="auto"/>
             </w:tcBorders>
@@ -5516,7 +5534,7 @@
         </w:tc>
         <w:tc>
           <w:tcPr>
-            <w:tcW w:w="3870" w:type="dxa"/>
+            <w:tcW w:w="3803" w:type="dxa"/>
             <w:tcBorders>
               <w:left w:val="single" w:sz="4" w:space="0" w:color="auto"/>
             </w:tcBorders>
@@ -5711,7 +5729,7 @@
         </w:tc>
         <w:tc>
           <w:tcPr>
-            <w:tcW w:w="1440" w:type="dxa"/>
+            <w:tcW w:w="1507" w:type="dxa"/>
             <w:tcBorders>
               <w:right w:val="single" w:sz="4" w:space="0" w:color="auto"/>
             </w:tcBorders>
@@ -5731,7 +5749,7 @@
         </w:tc>
         <w:tc>
           <w:tcPr>
-            <w:tcW w:w="3870" w:type="dxa"/>
+            <w:tcW w:w="3803" w:type="dxa"/>
             <w:tcBorders>
               <w:left w:val="single" w:sz="4" w:space="0" w:color="auto"/>
             </w:tcBorders>
@@ -5948,7 +5966,7 @@
         </w:tc>
         <w:tc>
           <w:tcPr>
-            <w:tcW w:w="1440" w:type="dxa"/>
+            <w:tcW w:w="1507" w:type="dxa"/>
             <w:tcBorders>
               <w:right w:val="single" w:sz="4" w:space="0" w:color="auto"/>
             </w:tcBorders>
@@ -5968,7 +5986,7 @@
         </w:tc>
         <w:tc>
           <w:tcPr>
-            <w:tcW w:w="3870" w:type="dxa"/>
+            <w:tcW w:w="3803" w:type="dxa"/>
             <w:tcBorders>
               <w:left w:val="single" w:sz="4" w:space="0" w:color="auto"/>
             </w:tcBorders>
@@ -6153,7 +6171,7 @@
         </w:tc>
         <w:tc>
           <w:tcPr>
-            <w:tcW w:w="1440" w:type="dxa"/>
+            <w:tcW w:w="1507" w:type="dxa"/>
             <w:tcBorders>
               <w:right w:val="single" w:sz="4" w:space="0" w:color="auto"/>
             </w:tcBorders>
@@ -6173,7 +6191,7 @@
         </w:tc>
         <w:tc>
           <w:tcPr>
-            <w:tcW w:w="3870" w:type="dxa"/>
+            <w:tcW w:w="3803" w:type="dxa"/>
             <w:tcBorders>
               <w:left w:val="single" w:sz="4" w:space="0" w:color="auto"/>
             </w:tcBorders>
@@ -6283,8 +6301,6 @@
                 <w:szCs w:val="32"/>
               </w:rPr>
             </w:pPr>
-            <w:bookmarkStart w:id="0" w:name="_GoBack"/>
-            <w:bookmarkEnd w:id="0"/>
           </w:p>
         </w:tc>
         <w:tc>
@@ -6359,8 +6375,8 @@
       </w:tblPr>
       <w:tblGrid>
         <w:gridCol w:w="738"/>
-        <w:gridCol w:w="1530"/>
-        <w:gridCol w:w="4050"/>
+        <w:gridCol w:w="1327"/>
+        <w:gridCol w:w="4253"/>
         <w:gridCol w:w="1170"/>
         <w:gridCol w:w="1170"/>
         <w:gridCol w:w="900"/>
@@ -6406,7 +6422,7 @@
         </w:tc>
         <w:tc>
           <w:tcPr>
-            <w:tcW w:w="1530" w:type="dxa"/>
+            <w:tcW w:w="1327" w:type="dxa"/>
             <w:vMerge w:val="restart"/>
             <w:tcBorders>
               <w:right w:val="single" w:sz="4" w:space="0" w:color="auto"/>
@@ -6436,7 +6452,7 @@
         </w:tc>
         <w:tc>
           <w:tcPr>
-            <w:tcW w:w="4050" w:type="dxa"/>
+            <w:tcW w:w="4253" w:type="dxa"/>
             <w:vMerge w:val="restart"/>
             <w:tcBorders>
               <w:left w:val="single" w:sz="4" w:space="0" w:color="auto"/>
@@ -6729,7 +6745,7 @@
         </w:tc>
         <w:tc>
           <w:tcPr>
-            <w:tcW w:w="1530" w:type="dxa"/>
+            <w:tcW w:w="1327" w:type="dxa"/>
             <w:vMerge/>
             <w:tcBorders>
               <w:right w:val="single" w:sz="4" w:space="0" w:color="auto"/>
@@ -6750,7 +6766,7 @@
         </w:tc>
         <w:tc>
           <w:tcPr>
-            <w:tcW w:w="4050" w:type="dxa"/>
+            <w:tcW w:w="4253" w:type="dxa"/>
             <w:vMerge/>
             <w:tcBorders>
               <w:left w:val="single" w:sz="4" w:space="0" w:color="auto"/>
@@ -7017,7 +7033,7 @@
         </w:tc>
         <w:tc>
           <w:tcPr>
-            <w:tcW w:w="1530" w:type="dxa"/>
+            <w:tcW w:w="1327" w:type="dxa"/>
             <w:tcBorders>
               <w:right w:val="single" w:sz="4" w:space="0" w:color="auto"/>
             </w:tcBorders>
@@ -7037,7 +7053,7 @@
         </w:tc>
         <w:tc>
           <w:tcPr>
-            <w:tcW w:w="4050" w:type="dxa"/>
+            <w:tcW w:w="4253" w:type="dxa"/>
             <w:tcBorders>
               <w:left w:val="single" w:sz="4" w:space="0" w:color="auto"/>
             </w:tcBorders>
@@ -7236,7 +7252,7 @@
         </w:tc>
         <w:tc>
           <w:tcPr>
-            <w:tcW w:w="1530" w:type="dxa"/>
+            <w:tcW w:w="1327" w:type="dxa"/>
             <w:tcBorders>
               <w:right w:val="single" w:sz="4" w:space="0" w:color="auto"/>
             </w:tcBorders>
@@ -7256,7 +7272,7 @@
         </w:tc>
         <w:tc>
           <w:tcPr>
-            <w:tcW w:w="4050" w:type="dxa"/>
+            <w:tcW w:w="4253" w:type="dxa"/>
             <w:tcBorders>
               <w:left w:val="single" w:sz="4" w:space="0" w:color="auto"/>
             </w:tcBorders>
@@ -7442,7 +7458,7 @@
         </w:tc>
         <w:tc>
           <w:tcPr>
-            <w:tcW w:w="1530" w:type="dxa"/>
+            <w:tcW w:w="1327" w:type="dxa"/>
             <w:tcBorders>
               <w:right w:val="single" w:sz="4" w:space="0" w:color="auto"/>
             </w:tcBorders>
@@ -7462,7 +7478,7 @@
         </w:tc>
         <w:tc>
           <w:tcPr>
-            <w:tcW w:w="4050" w:type="dxa"/>
+            <w:tcW w:w="4253" w:type="dxa"/>
             <w:tcBorders>
               <w:left w:val="single" w:sz="4" w:space="0" w:color="auto"/>
             </w:tcBorders>
@@ -7771,7 +7787,16 @@
                 <w:sz w:val="32"/>
                 <w:szCs w:val="32"/>
               </w:rPr>
-              <w:t>‡gvU †Z‡ji cwigvb:</w:t>
+              <w:t>‡gvU †Z‡ji cwigvY</w:t>
+            </w:r>
+            <w:r>
+              <w:rPr>
+                <w:rFonts w:ascii="SutonnyMJ" w:hAnsi="SutonnyMJ" w:cs="SutonnyMJ"/>
+                <w:b/>
+                <w:sz w:val="32"/>
+                <w:szCs w:val="32"/>
+              </w:rPr>
+              <w:t>:</w:t>
             </w:r>
           </w:p>
         </w:tc>
@@ -7943,7 +7968,7 @@
                 <w:sz w:val="32"/>
                 <w:szCs w:val="32"/>
               </w:rPr>
-              <w:t xml:space="preserve"> - (wgUvi wiwWs †kl</w:t>
+              <w:t xml:space="preserve"> (wgUvi wiwWs †kl</w:t>
             </w:r>
             <w:r>
               <w:rPr>
@@ -8762,7 +8787,25 @@
                 <w:sz w:val="32"/>
                 <w:szCs w:val="32"/>
               </w:rPr>
-              <w:t>‡gvU G¨vgvD›U(mKj wej):</w:t>
+              <w:t>‡gvU G¨vgvD›U</w:t>
+            </w:r>
+            <w:r>
+              <w:rPr>
+                <w:rFonts w:ascii="SutonnyMJ" w:hAnsi="SutonnyMJ" w:cs="SutonnyMJ"/>
+                <w:b/>
+                <w:sz w:val="32"/>
+                <w:szCs w:val="32"/>
+              </w:rPr>
+              <w:t xml:space="preserve"> </w:t>
+            </w:r>
+            <w:r>
+              <w:rPr>
+                <w:rFonts w:ascii="SutonnyMJ" w:hAnsi="SutonnyMJ" w:cs="SutonnyMJ"/>
+                <w:b/>
+                <w:sz w:val="32"/>
+                <w:szCs w:val="32"/>
+              </w:rPr>
+              <w:t>(mKj wej):</w:t>
             </w:r>
           </w:p>
         </w:tc>
@@ -9653,7 +9696,7 @@
 </file>
 
 <file path=customXml/itemProps1.xml><?xml version="1.0" encoding="utf-8"?>
-<ds:datastoreItem xmlns:ds="http://schemas.openxmlformats.org/officeDocument/2006/customXml" ds:itemID="{8E5DB5D4-D63D-40BA-A8D0-5CC73DEB648A}">
+<ds:datastoreItem xmlns:ds="http://schemas.openxmlformats.org/officeDocument/2006/customXml" ds:itemID="{2CA4E4BF-9652-4755-8186-43B6F7CAE77A}">
   <ds:schemaRefs>
     <ds:schemaRef ds:uri="http://schemas.openxmlformats.org/officeDocument/2006/bibliography"/>
   </ds:schemaRefs>
